--- a/BryanA-DevelopmentsApp/Objects/ReportLayouts/ShipmentTrackingInfo.docx
+++ b/BryanA-DevelopmentsApp/Objects/ReportLayouts/ShipmentTrackingInfo.docx
@@ -31,12 +31,12 @@
             <w:szCs w:val="28"/>
           </w:rPr>
           <w:alias w:val="#Nav: /CompInfoInt/CompName"/>
-          <w:tag w:val="#Nav: BA_Shipment_Tracking_Info/50088"/>
+          <w:tag w:val="#Nav: BA Shipment Tracking Info/50088"/>
           <w:id w:val="-1494561913"/>
           <w:placeholder>
             <w:docPart w:val="DefaultPlaceholder_-1854013440"/>
           </w:placeholder>
-          <w:dataBinding w:prefixMappings="xmlns:ns0='urn:microsoft-dynamics-nav/reports/BA_Shipment_Tracking_Info/50088/'" w:xpath="/ns0:NavWordReportXmlPart[1]/ns0:CompInfoInt[1]/ns0:CompName[1]" w:storeItemID="{3A2790B3-3371-4E34-BC40-75869D98F960}"/>
+          <w:dataBinding w:prefixMappings="xmlns:ns0='urn:microsoft-dynamics-nav/reports/BA Shipment Tracking Info/50088/'" w:xpath="/ns0:NavWordReportXmlPart[1]/ns0:CompInfoInt[1]/ns0:CompName[1]" w:storeItemID="{3A2790B3-3371-4E34-BC40-75869D98F960}"/>
           <w:text/>
         </w:sdtPr>
         <w:sdtContent>
@@ -91,12 +91,12 @@
             <w:szCs w:val="28"/>
           </w:rPr>
           <w:alias w:val="#Nav: /SalesInvoiceHeader/SalesInvHeader_OrderNo"/>
-          <w:tag w:val="#Nav: BA_Shipment_Tracking_Info/50088"/>
+          <w:tag w:val="#Nav: BA Shipment Tracking Info/50088"/>
           <w:id w:val="-1652827519"/>
           <w:placeholder>
             <w:docPart w:val="DefaultPlaceholder_-1854013440"/>
           </w:placeholder>
-          <w:dataBinding w:prefixMappings="xmlns:ns0='urn:microsoft-dynamics-nav/reports/BA_Shipment_Tracking_Info/50088/'" w:xpath="/ns0:NavWordReportXmlPart[1]/ns0:SalesInvoiceHeader[1]/ns0:SalesInvHeader_OrderNo[1]" w:storeItemID="{3A2790B3-3371-4E34-BC40-75869D98F960}"/>
+          <w:dataBinding w:prefixMappings="xmlns:ns0='urn:microsoft-dynamics-nav/reports/BA Shipment Tracking Info/50088/'" w:xpath="/ns0:NavWordReportXmlPart[1]/ns0:SalesInvoiceHeader[1]/ns0:SalesInvHeader_OrderNo[1]" w:storeItemID="{3A2790B3-3371-4E34-BC40-75869D98F960}"/>
           <w:text/>
         </w:sdtPr>
         <w:sdtContent>
@@ -116,12 +116,12 @@
             <w:szCs w:val="28"/>
           </w:rPr>
           <w:alias w:val="#Nav: /ServiceInvoiceHeader/ServiceInvHeader_OrderNo"/>
-          <w:tag w:val="#Nav: BA_Shipment_Tracking_Info/50088"/>
+          <w:tag w:val="#Nav: BA Shipment Tracking Info/50088"/>
           <w:id w:val="132996946"/>
           <w:placeholder>
             <w:docPart w:val="DefaultPlaceholder_-1854013440"/>
           </w:placeholder>
-          <w:dataBinding w:prefixMappings="xmlns:ns0='urn:microsoft-dynamics-nav/reports/BA_Shipment_Tracking_Info/50088/'" w:xpath="/ns0:NavWordReportXmlPart[1]/ns0:ServiceInvoiceHeader[1]/ns0:ServiceInvHeader_OrderNo[1]" w:storeItemID="{3A2790B3-3371-4E34-BC40-75869D98F960}"/>
+          <w:dataBinding w:prefixMappings="xmlns:ns0='urn:microsoft-dynamics-nav/reports/BA Shipment Tracking Info/50088/'" w:xpath="/ns0:NavWordReportXmlPart[1]/ns0:ServiceInvoiceHeader[1]/ns0:ServiceInvHeader_OrderNo[1]" w:storeItemID="{3A2790B3-3371-4E34-BC40-75869D98F960}"/>
           <w:text/>
         </w:sdtPr>
         <w:sdtContent>
@@ -177,10 +177,10 @@
           <w:placeholder>
             <w:docPart w:val="DefaultPlaceholder_-1854013440"/>
           </w:placeholder>
-          <w:dataBinding w:prefixMappings="xmlns:ns0='urn:microsoft-dynamics-nav/reports/BA_Shipment_Tracking_Info/50088/'" w:xpath="/ns0:NavWordReportXmlPart[1]/ns0:SalesInvoiceHeader[1]/ns0:SalesInvHeader_CustDetails[1]" w:storeItemID="{3A2790B3-3371-4E34-BC40-75869D98F960}"/>
+          <w:dataBinding w:prefixMappings="xmlns:ns0='urn:microsoft-dynamics-nav/reports/BA Shipment Tracking Info/50088/'" w:xpath="/ns0:NavWordReportXmlPart[1]/ns0:SalesInvoiceHeader[1]/ns0:SalesInvHeader_CustDetails[1]" w:storeItemID="{3A2790B3-3371-4E34-BC40-75869D98F960}"/>
           <w:text/>
           <w:alias w:val="#Nav: /SalesInvoiceHeader/SalesInvHeader_CustDetails"/>
-          <w:tag w:val="#Nav: BA_Shipment_Tracking_Info/50088"/>
+          <w:tag w:val="#Nav: BA Shipment Tracking Info/50088"/>
         </w:sdtPr>
         <w:sdtContent>
           <w:proofErr w:type="spellStart"/>
@@ -203,10 +203,10 @@
           <w:placeholder>
             <w:docPart w:val="DefaultPlaceholder_-1854013440"/>
           </w:placeholder>
-          <w:dataBinding w:prefixMappings="xmlns:ns0='urn:microsoft-dynamics-nav/reports/BA_Shipment_Tracking_Info/50088/'" w:xpath="/ns0:NavWordReportXmlPart[1]/ns0:ServiceInvoiceHeader[1]/ns0:ServiceInvHeader_CustDetails[1]" w:storeItemID="{3A2790B3-3371-4E34-BC40-75869D98F960}"/>
+          <w:dataBinding w:prefixMappings="xmlns:ns0='urn:microsoft-dynamics-nav/reports/BA Shipment Tracking Info/50088/'" w:xpath="/ns0:NavWordReportXmlPart[1]/ns0:ServiceInvoiceHeader[1]/ns0:ServiceInvHeader_CustDetails[1]" w:storeItemID="{3A2790B3-3371-4E34-BC40-75869D98F960}"/>
           <w:text/>
           <w:alias w:val="#Nav: /ServiceInvoiceHeader/ServiceInvHeader_CustDetails"/>
-          <w:tag w:val="#Nav: BA_Shipment_Tracking_Info/50088"/>
+          <w:tag w:val="#Nav: BA Shipment Tracking Info/50088"/>
         </w:sdtPr>
         <w:sdtContent>
           <w:r>
@@ -242,12 +242,12 @@
             <w:szCs w:val="28"/>
           </w:rPr>
           <w:alias w:val="#Nav: /SalesInvoiceHeader/SalesInvHeader_ExtDocNo"/>
-          <w:tag w:val="#Nav: BA_Shipment_Tracking_Info/50088"/>
+          <w:tag w:val="#Nav: BA Shipment Tracking Info/50088"/>
           <w:id w:val="-608054734"/>
           <w:placeholder>
             <w:docPart w:val="DefaultPlaceholder_-1854013440"/>
           </w:placeholder>
-          <w:dataBinding w:prefixMappings="xmlns:ns0='urn:microsoft-dynamics-nav/reports/BA_Shipment_Tracking_Info/50088/'" w:xpath="/ns0:NavWordReportXmlPart[1]/ns0:SalesInvoiceHeader[1]/ns0:SalesInvHeader_ExtDocNo[1]" w:storeItemID="{3A2790B3-3371-4E34-BC40-75869D98F960}"/>
+          <w:dataBinding w:prefixMappings="xmlns:ns0='urn:microsoft-dynamics-nav/reports/BA Shipment Tracking Info/50088/'" w:xpath="/ns0:NavWordReportXmlPart[1]/ns0:SalesInvoiceHeader[1]/ns0:SalesInvHeader_ExtDocNo[1]" w:storeItemID="{3A2790B3-3371-4E34-BC40-75869D98F960}"/>
           <w:text/>
         </w:sdtPr>
         <w:sdtContent>
@@ -268,12 +268,12 @@
             <w:szCs w:val="28"/>
           </w:rPr>
           <w:alias w:val="#Nav: /ServiceInvoiceHeader/ServiceInvHeader_ExtDocNo"/>
-          <w:tag w:val="#Nav: BA_Shipment_Tracking_Info/50088"/>
+          <w:tag w:val="#Nav: BA Shipment Tracking Info/50088"/>
           <w:id w:val="-563869015"/>
           <w:placeholder>
             <w:docPart w:val="DefaultPlaceholder_-1854013440"/>
           </w:placeholder>
-          <w:dataBinding w:prefixMappings="xmlns:ns0='urn:microsoft-dynamics-nav/reports/BA_Shipment_Tracking_Info/50088/'" w:xpath="/ns0:NavWordReportXmlPart[1]/ns0:ServiceInvoiceHeader[1]/ns0:ServiceInvHeader_ExtDocNo[1]" w:storeItemID="{3A2790B3-3371-4E34-BC40-75869D98F960}"/>
+          <w:dataBinding w:prefixMappings="xmlns:ns0='urn:microsoft-dynamics-nav/reports/BA Shipment Tracking Info/50088/'" w:xpath="/ns0:NavWordReportXmlPart[1]/ns0:ServiceInvoiceHeader[1]/ns0:ServiceInvHeader_ExtDocNo[1]" w:storeItemID="{3A2790B3-3371-4E34-BC40-75869D98F960}"/>
           <w:text/>
         </w:sdtPr>
         <w:sdtContent>
@@ -310,12 +310,12 @@
             <w:szCs w:val="28"/>
           </w:rPr>
           <w:alias w:val="#Nav: /SalesInvoiceHeader/SalesInvHeader_FreightCarrier"/>
-          <w:tag w:val="#Nav: BA_Shipment_Tracking_Info/50088"/>
+          <w:tag w:val="#Nav: BA Shipment Tracking Info/50088"/>
           <w:id w:val="-177746056"/>
           <w:placeholder>
             <w:docPart w:val="DefaultPlaceholder_-1854013440"/>
           </w:placeholder>
-          <w:dataBinding w:prefixMappings="xmlns:ns0='urn:microsoft-dynamics-nav/reports/BA_Shipment_Tracking_Info/50088/'" w:xpath="/ns0:NavWordReportXmlPart[1]/ns0:SalesInvoiceHeader[1]/ns0:SalesInvHeader_FreightCarrier[1]" w:storeItemID="{3A2790B3-3371-4E34-BC40-75869D98F960}"/>
+          <w:dataBinding w:prefixMappings="xmlns:ns0='urn:microsoft-dynamics-nav/reports/BA Shipment Tracking Info/50088/'" w:xpath="/ns0:NavWordReportXmlPart[1]/ns0:SalesInvoiceHeader[1]/ns0:SalesInvHeader_FreightCarrier[1]" w:storeItemID="{3A2790B3-3371-4E34-BC40-75869D98F960}"/>
           <w:text/>
         </w:sdtPr>
         <w:sdtContent>
@@ -336,12 +336,12 @@
             <w:szCs w:val="28"/>
           </w:rPr>
           <w:alias w:val="#Nav: /ServiceInvoiceHeader/ServiceInvHeader_FreightCarrier"/>
-          <w:tag w:val="#Nav: BA_Shipment_Tracking_Info/50088"/>
+          <w:tag w:val="#Nav: BA Shipment Tracking Info/50088"/>
           <w:id w:val="-1744476811"/>
           <w:placeholder>
             <w:docPart w:val="DefaultPlaceholder_-1854013440"/>
           </w:placeholder>
-          <w:dataBinding w:prefixMappings="xmlns:ns0='urn:microsoft-dynamics-nav/reports/BA_Shipment_Tracking_Info/50088/'" w:xpath="/ns0:NavWordReportXmlPart[1]/ns0:ServiceInvoiceHeader[1]/ns0:ServiceInvHeader_FreightCarrier[1]" w:storeItemID="{3A2790B3-3371-4E34-BC40-75869D98F960}"/>
+          <w:dataBinding w:prefixMappings="xmlns:ns0='urn:microsoft-dynamics-nav/reports/BA Shipment Tracking Info/50088/'" w:xpath="/ns0:NavWordReportXmlPart[1]/ns0:ServiceInvoiceHeader[1]/ns0:ServiceInvHeader_FreightCarrier[1]" w:storeItemID="{3A2790B3-3371-4E34-BC40-75869D98F960}"/>
           <w:text/>
         </w:sdtPr>
         <w:sdtContent>
@@ -378,12 +378,12 @@
             <w:szCs w:val="28"/>
           </w:rPr>
           <w:alias w:val="#Nav: /SalesInvoiceHeader/SalesInvHeader_PackageTrackingNo"/>
-          <w:tag w:val="#Nav: BA_Shipment_Tracking_Info/50088"/>
+          <w:tag w:val="#Nav: BA Shipment Tracking Info/50088"/>
           <w:id w:val="-210806859"/>
           <w:placeholder>
             <w:docPart w:val="DefaultPlaceholder_-1854013440"/>
           </w:placeholder>
-          <w:dataBinding w:prefixMappings="xmlns:ns0='urn:microsoft-dynamics-nav/reports/BA_Shipment_Tracking_Info/50088/'" w:xpath="/ns0:NavWordReportXmlPart[1]/ns0:SalesInvoiceHeader[1]/ns0:SalesInvHeader_PackageTrackingNo[1]" w:storeItemID="{3A2790B3-3371-4E34-BC40-75869D98F960}"/>
+          <w:dataBinding w:prefixMappings="xmlns:ns0='urn:microsoft-dynamics-nav/reports/BA Shipment Tracking Info/50088/'" w:xpath="/ns0:NavWordReportXmlPart[1]/ns0:SalesInvoiceHeader[1]/ns0:SalesInvHeader_PackageTrackingNo[1]" w:storeItemID="{3A2790B3-3371-4E34-BC40-75869D98F960}"/>
           <w:text/>
         </w:sdtPr>
         <w:sdtContent>
@@ -403,12 +403,12 @@
             <w:szCs w:val="28"/>
           </w:rPr>
           <w:alias w:val="#Nav: /ServiceInvoiceHeader/ServiceInvHeader_PackageTrackingNo"/>
-          <w:tag w:val="#Nav: BA_Shipment_Tracking_Info/50088"/>
+          <w:tag w:val="#Nav: BA Shipment Tracking Info/50088"/>
           <w:id w:val="1291702240"/>
           <w:placeholder>
             <w:docPart w:val="DefaultPlaceholder_-1854013440"/>
           </w:placeholder>
-          <w:dataBinding w:prefixMappings="xmlns:ns0='urn:microsoft-dynamics-nav/reports/BA_Shipment_Tracking_Info/50088/'" w:xpath="/ns0:NavWordReportXmlPart[1]/ns0:ServiceInvoiceHeader[1]/ns0:ServiceInvHeader_PackageTrackingNo[1]" w:storeItemID="{3A2790B3-3371-4E34-BC40-75869D98F960}"/>
+          <w:dataBinding w:prefixMappings="xmlns:ns0='urn:microsoft-dynamics-nav/reports/BA Shipment Tracking Info/50088/'" w:xpath="/ns0:NavWordReportXmlPart[1]/ns0:ServiceInvoiceHeader[1]/ns0:ServiceInvHeader_PackageTrackingNo[1]" w:storeItemID="{3A2790B3-3371-4E34-BC40-75869D98F960}"/>
           <w:text/>
         </w:sdtPr>
         <w:sdtContent>
@@ -437,12 +437,12 @@
             <w:szCs w:val="28"/>
           </w:rPr>
           <w:alias w:val="#Nav: /SalesInvoiceHeader/SalesInvHeader_PackageTrackingURL"/>
-          <w:tag w:val="#Nav: BA_Shipment_Tracking_Info/50088"/>
+          <w:tag w:val="#Nav: BA Shipment Tracking Info/50088"/>
           <w:id w:val="-1077735847"/>
           <w:placeholder>
             <w:docPart w:val="DefaultPlaceholder_-1854013440"/>
           </w:placeholder>
-          <w:dataBinding w:prefixMappings="xmlns:ns0='urn:microsoft-dynamics-nav/reports/BA_Shipment_Tracking_Info/50088/'" w:xpath="/ns0:NavWordReportXmlPart[1]/ns0:SalesInvoiceHeader[1]/ns0:SalesInvHeader_PackageTrackingURL[1]" w:storeItemID="{3A2790B3-3371-4E34-BC40-75869D98F960}"/>
+          <w:dataBinding w:prefixMappings="xmlns:ns0='urn:microsoft-dynamics-nav/reports/BA Shipment Tracking Info/50088/'" w:xpath="/ns0:NavWordReportXmlPart[1]/ns0:SalesInvoiceHeader[1]/ns0:SalesInvHeader_PackageTrackingURL[1]" w:storeItemID="{3A2790B3-3371-4E34-BC40-75869D98F960}"/>
           <w:text/>
         </w:sdtPr>
         <w:sdtContent>
@@ -462,12 +462,12 @@
             <w:szCs w:val="28"/>
           </w:rPr>
           <w:alias w:val="#Nav: /ServiceInvoiceHeader/ServiceInvHeader_PackageTrackingURL"/>
-          <w:tag w:val="#Nav: BA_Shipment_Tracking_Info/50088"/>
+          <w:tag w:val="#Nav: BA Shipment Tracking Info/50088"/>
           <w:id w:val="-1890642339"/>
           <w:placeholder>
             <w:docPart w:val="DefaultPlaceholder_-1854013440"/>
           </w:placeholder>
-          <w:dataBinding w:prefixMappings="xmlns:ns0='urn:microsoft-dynamics-nav/reports/BA_Shipment_Tracking_Info/50088/'" w:xpath="/ns0:NavWordReportXmlPart[1]/ns0:ServiceInvoiceHeader[1]/ns0:ServiceInvHeader_PackageTrackingURL[1]" w:storeItemID="{3A2790B3-3371-4E34-BC40-75869D98F960}"/>
+          <w:dataBinding w:prefixMappings="xmlns:ns0='urn:microsoft-dynamics-nav/reports/BA Shipment Tracking Info/50088/'" w:xpath="/ns0:NavWordReportXmlPart[1]/ns0:ServiceInvoiceHeader[1]/ns0:ServiceInvHeader_PackageTrackingURL[1]" w:storeItemID="{3A2790B3-3371-4E34-BC40-75869D98F960}"/>
           <w:text/>
         </w:sdtPr>
         <w:sdtContent>
@@ -513,12 +513,12 @@
           <w:szCs w:val="28"/>
         </w:rPr>
         <w:alias w:val="#Nav: /CompInfoInt/CompEmail"/>
-        <w:tag w:val="#Nav: BA_Shipment_Tracking_Info/50088"/>
+        <w:tag w:val="#Nav: BA Shipment Tracking Info/50088"/>
         <w:id w:val="1103845579"/>
         <w:placeholder>
           <w:docPart w:val="DefaultPlaceholder_-1854013440"/>
         </w:placeholder>
-        <w:dataBinding w:prefixMappings="xmlns:ns0='urn:microsoft-dynamics-nav/reports/BA_Shipment_Tracking_Info/50088/'" w:xpath="/ns0:NavWordReportXmlPart[1]/ns0:CompInfoInt[1]/ns0:CompEmail[1]" w:storeItemID="{3A2790B3-3371-4E34-BC40-75869D98F960}"/>
+        <w:dataBinding w:prefixMappings="xmlns:ns0='urn:microsoft-dynamics-nav/reports/BA Shipment Tracking Info/50088/'" w:xpath="/ns0:NavWordReportXmlPart[1]/ns0:CompInfoInt[1]/ns0:CompEmail[1]" w:storeItemID="{3A2790B3-3371-4E34-BC40-75869D98F960}"/>
         <w:text/>
       </w:sdtPr>
       <w:sdtContent>
@@ -560,12 +560,12 @@
           <w:szCs w:val="28"/>
         </w:rPr>
         <w:alias w:val="#Nav: /CompInfoInt/CompName"/>
-        <w:tag w:val="#Nav: BA_Shipment_Tracking_Info/50088"/>
+        <w:tag w:val="#Nav: BA Shipment Tracking Info/50088"/>
         <w:id w:val="-92783723"/>
         <w:placeholder>
           <w:docPart w:val="DefaultPlaceholder_-1854013440"/>
         </w:placeholder>
-        <w:dataBinding w:prefixMappings="xmlns:ns0='urn:microsoft-dynamics-nav/reports/BA_Shipment_Tracking_Info/50088/'" w:xpath="/ns0:NavWordReportXmlPart[1]/ns0:CompInfoInt[1]/ns0:CompName[1]" w:storeItemID="{3A2790B3-3371-4E34-BC40-75869D98F960}"/>
+        <w:dataBinding w:prefixMappings="xmlns:ns0='urn:microsoft-dynamics-nav/reports/BA Shipment Tracking Info/50088/'" w:xpath="/ns0:NavWordReportXmlPart[1]/ns0:CompInfoInt[1]/ns0:CompName[1]" w:storeItemID="{3A2790B3-3371-4E34-BC40-75869D98F960}"/>
         <w:text/>
       </w:sdtPr>
       <w:sdtContent>
@@ -602,12 +602,12 @@
           <w:szCs w:val="28"/>
         </w:rPr>
         <w:alias w:val="#Nav: /CompInfoInt/CompAddress"/>
-        <w:tag w:val="#Nav: BA_Shipment_Tracking_Info/50088"/>
+        <w:tag w:val="#Nav: BA Shipment Tracking Info/50088"/>
         <w:id w:val="-1386102384"/>
         <w:placeholder>
           <w:docPart w:val="DefaultPlaceholder_-1854013440"/>
         </w:placeholder>
-        <w:dataBinding w:prefixMappings="xmlns:ns0='urn:microsoft-dynamics-nav/reports/BA_Shipment_Tracking_Info/50088/'" w:xpath="/ns0:NavWordReportXmlPart[1]/ns0:CompInfoInt[1]/ns0:CompAddress[1]" w:storeItemID="{3A2790B3-3371-4E34-BC40-75869D98F960}"/>
+        <w:dataBinding w:prefixMappings="xmlns:ns0='urn:microsoft-dynamics-nav/reports/BA Shipment Tracking Info/50088/'" w:xpath="/ns0:NavWordReportXmlPart[1]/ns0:CompInfoInt[1]/ns0:CompAddress[1]" w:storeItemID="{3A2790B3-3371-4E34-BC40-75869D98F960}"/>
         <w:text/>
       </w:sdtPr>
       <w:sdtContent>
@@ -654,12 +654,12 @@
             <w:szCs w:val="28"/>
           </w:rPr>
           <w:alias w:val="#Nav: /CompInfoInt/CompCity"/>
-          <w:tag w:val="#Nav: BA_Shipment_Tracking_Info/50088"/>
+          <w:tag w:val="#Nav: BA Shipment Tracking Info/50088"/>
           <w:id w:val="609321735"/>
           <w:placeholder>
             <w:docPart w:val="DefaultPlaceholder_-1854013440"/>
           </w:placeholder>
-          <w:dataBinding w:prefixMappings="xmlns:ns0='urn:microsoft-dynamics-nav/reports/BA_Shipment_Tracking_Info/50088/'" w:xpath="/ns0:NavWordReportXmlPart[1]/ns0:CompInfoInt[1]/ns0:CompCity[1]" w:storeItemID="{3A2790B3-3371-4E34-BC40-75869D98F960}"/>
+          <w:dataBinding w:prefixMappings="xmlns:ns0='urn:microsoft-dynamics-nav/reports/BA Shipment Tracking Info/50088/'" w:xpath="/ns0:NavWordReportXmlPart[1]/ns0:CompInfoInt[1]/ns0:CompCity[1]" w:storeItemID="{3A2790B3-3371-4E34-BC40-75869D98F960}"/>
           <w:text/>
         </w:sdtPr>
         <w:sdtContent>
@@ -694,12 +694,12 @@
             <w:szCs w:val="28"/>
           </w:rPr>
           <w:alias w:val="#Nav: /CompInfoInt/CompState"/>
-          <w:tag w:val="#Nav: BA_Shipment_Tracking_Info/50088"/>
+          <w:tag w:val="#Nav: BA Shipment Tracking Info/50088"/>
           <w:id w:val="-229931214"/>
           <w:placeholder>
             <w:docPart w:val="DefaultPlaceholder_-1854013440"/>
           </w:placeholder>
-          <w:dataBinding w:prefixMappings="xmlns:ns0='urn:microsoft-dynamics-nav/reports/BA_Shipment_Tracking_Info/50088/'" w:xpath="/ns0:NavWordReportXmlPart[1]/ns0:CompInfoInt[1]/ns0:CompState[1]" w:storeItemID="{3A2790B3-3371-4E34-BC40-75869D98F960}"/>
+          <w:dataBinding w:prefixMappings="xmlns:ns0='urn:microsoft-dynamics-nav/reports/BA Shipment Tracking Info/50088/'" w:xpath="/ns0:NavWordReportXmlPart[1]/ns0:CompInfoInt[1]/ns0:CompState[1]" w:storeItemID="{3A2790B3-3371-4E34-BC40-75869D98F960}"/>
           <w:text/>
         </w:sdtPr>
         <w:sdtContent>
@@ -734,12 +734,12 @@
             <w:szCs w:val="28"/>
           </w:rPr>
           <w:alias w:val="#Nav: /CompInfoInt/CompPostCode"/>
-          <w:tag w:val="#Nav: BA_Shipment_Tracking_Info/50088"/>
+          <w:tag w:val="#Nav: BA Shipment Tracking Info/50088"/>
           <w:id w:val="920996506"/>
           <w:placeholder>
             <w:docPart w:val="DefaultPlaceholder_-1854013440"/>
           </w:placeholder>
-          <w:dataBinding w:prefixMappings="xmlns:ns0='urn:microsoft-dynamics-nav/reports/BA_Shipment_Tracking_Info/50088/'" w:xpath="/ns0:NavWordReportXmlPart[1]/ns0:CompInfoInt[1]/ns0:CompPostCode[1]" w:storeItemID="{3A2790B3-3371-4E34-BC40-75869D98F960}"/>
+          <w:dataBinding w:prefixMappings="xmlns:ns0='urn:microsoft-dynamics-nav/reports/BA Shipment Tracking Info/50088/'" w:xpath="/ns0:NavWordReportXmlPart[1]/ns0:CompInfoInt[1]/ns0:CompPostCode[1]" w:storeItemID="{3A2790B3-3371-4E34-BC40-75869D98F960}"/>
           <w:text/>
         </w:sdtPr>
         <w:sdtContent>
@@ -766,12 +766,12 @@
           <w:szCs w:val="28"/>
         </w:rPr>
         <w:alias w:val="#Nav: /CompInfoInt/CompCountry"/>
-        <w:tag w:val="#Nav: BA_Shipment_Tracking_Info/50088"/>
+        <w:tag w:val="#Nav: BA Shipment Tracking Info/50088"/>
         <w:id w:val="-1180050860"/>
         <w:placeholder>
           <w:docPart w:val="DefaultPlaceholder_-1854013440"/>
         </w:placeholder>
-        <w:dataBinding w:prefixMappings="xmlns:ns0='urn:microsoft-dynamics-nav/reports/BA_Shipment_Tracking_Info/50088/'" w:xpath="/ns0:NavWordReportXmlPart[1]/ns0:CompInfoInt[1]/ns0:CompCountry[1]" w:storeItemID="{3A2790B3-3371-4E34-BC40-75869D98F960}"/>
+        <w:dataBinding w:prefixMappings="xmlns:ns0='urn:microsoft-dynamics-nav/reports/BA Shipment Tracking Info/50088/'" w:xpath="/ns0:NavWordReportXmlPart[1]/ns0:CompInfoInt[1]/ns0:CompCountry[1]" w:storeItemID="{3A2790B3-3371-4E34-BC40-75869D98F960}"/>
         <w:text/>
       </w:sdtPr>
       <w:sdtContent>
@@ -827,12 +827,12 @@
             <w:szCs w:val="28"/>
           </w:rPr>
           <w:alias w:val="#Nav: /CompInfoInt/CompPhoneNo"/>
-          <w:tag w:val="#Nav: BA_Shipment_Tracking_Info/50088"/>
+          <w:tag w:val="#Nav: BA Shipment Tracking Info/50088"/>
           <w:id w:val="-1474591566"/>
           <w:placeholder>
             <w:docPart w:val="DefaultPlaceholder_-1854013440"/>
           </w:placeholder>
-          <w:dataBinding w:prefixMappings="xmlns:ns0='urn:microsoft-dynamics-nav/reports/BA_Shipment_Tracking_Info/50088/'" w:xpath="/ns0:NavWordReportXmlPart[1]/ns0:CompInfoInt[1]/ns0:CompPhoneNo[1]" w:storeItemID="{3A2790B3-3371-4E34-BC40-75869D98F960}"/>
+          <w:dataBinding w:prefixMappings="xmlns:ns0='urn:microsoft-dynamics-nav/reports/BA Shipment Tracking Info/50088/'" w:xpath="/ns0:NavWordReportXmlPart[1]/ns0:CompInfoInt[1]/ns0:CompPhoneNo[1]" w:storeItemID="{3A2790B3-3371-4E34-BC40-75869D98F960}"/>
           <w:text/>
         </w:sdtPr>
         <w:sdtContent>
@@ -859,12 +859,12 @@
           <w:szCs w:val="28"/>
         </w:rPr>
         <w:alias w:val="#Nav: /CompInfoInt/CompWebsite"/>
-        <w:tag w:val="#Nav: BA_Shipment_Tracking_Info/50088"/>
+        <w:tag w:val="#Nav: BA Shipment Tracking Info/50088"/>
         <w:id w:val="-440375906"/>
         <w:placeholder>
           <w:docPart w:val="DefaultPlaceholder_-1854013440"/>
         </w:placeholder>
-        <w:dataBinding w:prefixMappings="xmlns:ns0='urn:microsoft-dynamics-nav/reports/BA_Shipment_Tracking_Info/50088/'" w:xpath="/ns0:NavWordReportXmlPart[1]/ns0:CompInfoInt[1]/ns0:CompWebsite[1]" w:storeItemID="{3A2790B3-3371-4E34-BC40-75869D98F960}"/>
+        <w:dataBinding w:prefixMappings="xmlns:ns0='urn:microsoft-dynamics-nav/reports/BA Shipment Tracking Info/50088/'" w:xpath="/ns0:NavWordReportXmlPart[1]/ns0:CompInfoInt[1]/ns0:CompWebsite[1]" w:storeItemID="{3A2790B3-3371-4E34-BC40-75869D98F960}"/>
         <w:text/>
       </w:sdtPr>
       <w:sdtContent>
@@ -2225,9 +2225,9 @@
 </a:theme>
 </file>
 
-<file path=customXml/item2.xml>��< ? x m l   v e r s i o n = " 1 . 0 "   e n c o d i n g = " u t f - 1 6 " ? > - 
- < N a v W o r d R e p o r t X m l P a r t   x m l n s = " u r n : m i c r o s o f t - d y n a m i c s - n a v / r e p o r t s / B A _ S h i p m e n t _ T r a c k i n g _ I n f o / 5 0 0 8 8 / " > +<file path=customXML/item3.xml>��< ? x m l   v e r s i o n = " 1 . 0 "   e n c o d i n g = " u t f - 1 6 " ? > + 
+ < N a v W o r d R e p o r t X m l P a r t   x m l n s = " u r n : m i c r o s o f t - d y n a m i c s - n a v / r e p o r t s / B A   S h i p m e n t   T r a c k i n g   I n f o / 5 0 0 8 8 / " >   
      < C o m p I n f o I n t >   
